--- a/lab6.docx
+++ b/lab6.docx
@@ -42,6 +42,7 @@
       </w:pPr>
       <w:r>
         <w:rPr>
+          <w:noProof/>
           <w:sz w:val="28"/>
           <w:szCs w:val="28"/>
         </w:rPr>
@@ -199,15 +200,15 @@
       </w:pPr>
       <w:r>
         <w:rPr>
+          <w:noProof/>
           <w:sz w:val="28"/>
           <w:szCs w:val="28"/>
           <w:lang w:val="en-US"/>
         </w:rPr>
-        <w:lastRenderedPageBreak/>
         <w:drawing>
-          <wp:inline distT="0" distB="0" distL="0" distR="0" wp14:anchorId="65EE1349" wp14:editId="7966BDA5">
-            <wp:extent cx="2943225" cy="8791575"/>
-            <wp:effectExtent l="0" t="0" r="9525" b="9525"/>
+          <wp:inline distT="0" distB="0" distL="0" distR="0" wp14:anchorId="65EE1349" wp14:editId="6055B2B4">
+            <wp:extent cx="2656237" cy="7934325"/>
+            <wp:effectExtent l="0" t="0" r="0" b="0"/>
             <wp:docPr id="2139493039" name="Рисунок 1"/>
             <wp:cNvGraphicFramePr>
               <a:graphicFrameLocks xmlns:a="http://schemas.openxmlformats.org/drawingml/2006/main" noChangeAspect="1"/>
@@ -234,7 +235,7 @@
                   <pic:spPr>
                     <a:xfrm>
                       <a:off x="0" y="0"/>
-                      <a:ext cx="2943225" cy="8791575"/>
+                      <a:ext cx="2662620" cy="7953392"/>
                     </a:xfrm>
                     <a:prstGeom prst="rect">
                       <a:avLst/>
@@ -262,7 +263,6 @@
           <w:sz w:val="28"/>
           <w:szCs w:val="28"/>
         </w:rPr>
-        <w:lastRenderedPageBreak/>
         <w:t xml:space="preserve">Рисунок 2 </w:t>
       </w:r>
       <w:r>
@@ -337,6 +337,7 @@
       </w:pPr>
       <w:r>
         <w:rPr>
+          <w:noProof/>
           <w:sz w:val="28"/>
           <w:szCs w:val="28"/>
         </w:rPr>
@@ -618,6 +619,7 @@
       </w:pPr>
       <w:r>
         <w:rPr>
+          <w:noProof/>
           <w:sz w:val="28"/>
           <w:szCs w:val="28"/>
           <w:lang w:val="en-US"/>
@@ -676,7 +678,7 @@
           <w:sz w:val="28"/>
           <w:szCs w:val="28"/>
           <w:shd w:val="clear" w:color="auto" w:fill="FFFFFF"/>
-          <w:lang w:eastAsia="zh-CN" w:bidi="ar"/>
+          <w:lang w:val="en-US" w:eastAsia="zh-CN" w:bidi="ar"/>
         </w:rPr>
       </w:pPr>
       <w:r>
@@ -728,61 +730,8 @@
         <w:t>Схема ресурсов системы</w:t>
       </w:r>
     </w:p>
-    <w:p>
-      <w:pPr>
-        <w:rPr>
-          <w:rFonts w:ascii="Times New Roman Regular" w:eastAsia="Helvetica Neue" w:hAnsi="Times New Roman Regular" w:cs="Times New Roman Regular"/>
-          <w:color w:val="0F1115"/>
-          <w:kern w:val="0"/>
-          <w:sz w:val="28"/>
-          <w:szCs w:val="28"/>
-          <w:shd w:val="clear" w:color="auto" w:fill="FFFFFF"/>
-          <w:lang w:eastAsia="zh-CN" w:bidi="ar"/>
-        </w:rPr>
-      </w:pPr>
-      <w:r>
-        <w:rPr>
-          <w:rFonts w:ascii="Times New Roman Regular" w:eastAsia="Helvetica Neue" w:hAnsi="Times New Roman Regular" w:cs="Times New Roman Regular"/>
-          <w:color w:val="0F1115"/>
-          <w:kern w:val="0"/>
-          <w:sz w:val="28"/>
-          <w:szCs w:val="28"/>
-          <w:shd w:val="clear" w:color="auto" w:fill="FFFFFF"/>
-          <w:lang w:eastAsia="zh-CN" w:bidi="ar"/>
-        </w:rPr>
-        <w:br w:type="page"/>
-      </w:r>
-    </w:p>
-    <w:p>
-      <w:pPr>
-        <w:spacing w:before="480" w:line="260" w:lineRule="auto"/>
-        <w:rPr>
-          <w:rFonts w:ascii="Times New Roman Regular" w:eastAsia="Helvetica Neue" w:hAnsi="Times New Roman Regular"/>
-          <w:color w:val="0F1115"/>
-          <w:kern w:val="0"/>
-          <w:sz w:val="28"/>
-          <w:szCs w:val="28"/>
-          <w:shd w:val="clear" w:color="auto" w:fill="FFFFFF"/>
-          <w:lang w:eastAsia="zh-CN"/>
-        </w:rPr>
-      </w:pPr>
-      <w:hyperlink r:id="rId17" w:history="1">
-        <w:r>
-          <w:rPr>
-            <w:rStyle w:val="afb"/>
-            <w:rFonts w:ascii="Times New Roman Regular" w:eastAsia="Helvetica Neue" w:hAnsi="Times New Roman Regular"/>
-            <w:kern w:val="0"/>
-            <w:sz w:val="28"/>
-            <w:szCs w:val="28"/>
-            <w:shd w:val="clear" w:color="auto" w:fill="FFFFFF"/>
-            <w:lang w:eastAsia="zh-CN"/>
-          </w:rPr>
-          <w:t>http://www.robot.bmstu.ru/files/GOST/gost_19.701-90.pdf</w:t>
-        </w:r>
-      </w:hyperlink>
-    </w:p>
     <w:sectPr>
-      <w:headerReference w:type="default" r:id="rId18"/>
+      <w:headerReference w:type="default" r:id="rId17"/>
       <w:pgSz w:w="11906" w:h="16838"/>
       <w:pgMar w:top="1417" w:right="850" w:bottom="1417" w:left="1701" w:header="720" w:footer="720" w:gutter="0"/>
       <w:cols w:space="0"/>
